--- a/tillsyn/A 48342-2025 tillsynsbegäran.docx
+++ b/tillsyn/A 48342-2025 tillsynsbegäran.docx
@@ -412,7 +412,7 @@
     <w:r>
       <w:tab/>
       <w:tab/>
-      <w:t>2026-06-18</w:t>
+      <w:t>2026-06-19</w:t>
       <w:br/>
       <w:br/>
     </w:r>

--- a/tillsyn/A 48342-2025 tillsynsbegäran.docx
+++ b/tillsyn/A 48342-2025 tillsynsbegäran.docx
@@ -412,7 +412,7 @@
     <w:r>
       <w:tab/>
       <w:tab/>
-      <w:t>2026-06-19</w:t>
+      <w:t>2026-06-20</w:t>
       <w:br/>
       <w:br/>
     </w:r>

--- a/tillsyn/A 48342-2025 tillsynsbegäran.docx
+++ b/tillsyn/A 48342-2025 tillsynsbegäran.docx
@@ -12,10 +12,7 @@
     </w:p>
     <w:p>
       <w:r>
-        <w:t>Detta dokument behandlar höga naturvärden i avverkningsanmälan A 48342-2025 i Södertälje kommun som inkom 2025-10-03 och omfattar 0,5 ha.</w:t>
-      </w:r>
-      <w:r>
-        <w:t xml:space="preserve"> I Figur 1 visas fyndplatser för naturvårdsarter i området, som finns registrerade på Artportalen.</w:t>
+        <w:t>Denna tillsynsbegäran behandlar höga naturvärden i avverkningsanmälan A 48342-2025 i Södertälje kommun som inkom 2025-10-03 och omfattar 0,5 ha.</w:t>
       </w:r>
     </w:p>
     <w:p>
@@ -63,7 +60,20 @@
         <w:spacing w:after="240"/>
       </w:pPr>
       <w:r>
-        <w:t>Figur 1. Fyndplatser för naturvårdsarter inom 19 meter från avverkningsanmälan (röd linje). Inom parentes anges rödlistekategorier, S för signalarter, Tför typiska arter och fridlysningsparagrafer i artskyddsförordningen.Markörer utan svart kant är placerade på fyndplatsen. Markörer med svart kant är placerade vid sidan av fyndplatsen och har ett svart streck som visar fyndplatsens exakta position. Kartans mittpunktskoordinat är N 6540143, E 646887 i SWEREF 99 TM.</w:t>
+        <w:t>Figur 1. Fyndplatser för naturvårdsarter inom 19 meter från avverkningsanmälan. Markörer utan svart kant är placerade på fyndplatsen. Markörer med svart kant är placerade vid sidan av fyndplatsen har ett svart streck som visar fyndplatsens exakta position. Kartans mittpunktskoordinat är N 6540143, E 646887 i SWEREF 99 TM.</w:t>
+      </w:r>
+    </w:p>
+    <w:p>
+      <w:r>
+        <w:t>Inom 19 meter från avverkningsanmälan finns fynd av 3 naturvårdsarter, varav 2 är rödlistade, 1 är fridlyst och 2 är typiska (T): gul taggsvamp (VU, T), fjällig taggsvamp s.str. (NT) och spillkråka (T, §4). Se Figur 1.</w:t>
+      </w:r>
+    </w:p>
+    <w:p>
+      <w:pPr>
+        <w:pStyle w:val="Heading1"/>
+      </w:pPr>
+      <w:r>
+        <w:t>Tillsynsbegäran</w:t>
       </w:r>
     </w:p>
     <w:p>
@@ -77,53 +87,47 @@
       </w:r>
     </w:p>
     <w:p>
-      <w:r>
-        <w:t>Nedan beskrivs fynd av naturvårdsarter och fridlysta arter som gjorts i det avverkningsanmälda området. I BILAGA 1 finns artfakta om fridlysta arter.</w:t>
-      </w:r>
-    </w:p>
-    <w:p>
       <w:pPr>
         <w:pStyle w:val="Heading1"/>
       </w:pPr>
       <w:r>
-        <w:t>Naturvårdsarter</w:t>
+        <w:t>Naturvårdsarter och fridlysta arter</w:t>
       </w:r>
     </w:p>
     <w:p>
       <w:r>
-        <w:t>Inom 19 meter från avverkningsanmälan har följande 3 naturvårdsarter hittats: gul taggsvamp (VU, T), fjällig taggsvamp s.str. (NT) och spillkråka (T, §4). Av dessa är 2 rödlistade. För rödlistade arter har rödlistekategorin angivits inom parentes. Typiska arter inom Natura 2000 som är kopplade till skogsekosystem har markerats med (T). För fridlysta arter anges även paragrafen i Artskyddsförordningen som arten är fridlyst enligt.</w:t>
+        <w:t>Nedan följer beskrivningar av de naturvårdsarter och fridlysta arter som har sina livsmiljöer och växtplatser i den avverkningsanmälda skogen. Se även ytterligare artfakta i BILAGA 1. De påträffade naturvårdsarterna är ett tydligt kvitto på att det rör sig om en skog med höga naturvärden.</w:t>
       </w:r>
     </w:p>
     <w:p>
       <w:r>
-        <w:t>De påträffade naturvårdsarterna är ett tydligt kvitto på att det rör sig om en skog med höga naturvärden.</w:t>
+        <w:rPr>
+          <w:b/>
+        </w:rPr>
+        <w:t xml:space="preserve">Gul taggsvamp (VU) </w:t>
       </w:r>
-    </w:p>
-    <w:p>
-      <w:pPr>
-        <w:pStyle w:val="Heading2"/>
-      </w:pPr>
       <w:r>
-        <w:t>Fridlysta arter</w:t>
+        <w:t xml:space="preserve">bildar mykorrhiza med gran i äldre barrskog med lång kontinuitet. Förekommer på kalkrik eller annan basiskt påverkad mark, ofta i källpåverkade miljöer. Den totala populationen i landet har minskat kraftigt och bedöms fortsätta minska till följd av avverkning av äldre barrskog med lång trädkontinuitet. Minskningstakten överstiger gränsvärdet för sårbar (VU). Arten tål inte en slutavverkning utan kräver ett kontinuerligt äldre trädskikt med gran. Slutavverkning, kraftig gallring och skogsmarksgödsling måste helt undvikas och lokalerna bör skyddas formellt. Gul taggsvamp är typisk art för </w:t>
+      </w:r>
+      <w:r>
+        <w:rPr>
+          <w:i/>
+        </w:rPr>
+        <w:t>9050 Näringsrik granskog</w:t>
+      </w:r>
+      <w:r>
+        <w:t xml:space="preserve"> (SLU Artdatabanken, 2026).</w:t>
       </w:r>
     </w:p>
     <w:p>
       <w:r>
-        <w:t>Följande fridlysta arter har sina livsmiljöer och växtplatser i den avverkningsanmälda skogen: spillkråka (T, §4).</w:t>
-      </w:r>
-    </w:p>
-    <w:p>
-      <w:r>
-        <w:t xml:space="preserve">Observera att medlemsländerna är skyldiga att agera i enlighet med EU:s fågeldirektiv där det uttryckligen står att direktivet gäller för fåglar samt för deras ägg, bon och </w:t>
-      </w:r>
-      <w:r>
         <w:rPr>
           <w:b/>
         </w:rPr>
-        <w:t xml:space="preserve">livsmiljöer </w:t>
+        <w:t>Fjällig taggsvamp s.str. (NT)</w:t>
       </w:r>
       <w:r>
-        <w:t>(artikel 1). Vidare att de åtgärder som vidtas inte får leda till en försämring av den nuvarande situationen beträffande bevarandet av de fågelarter som avses i artikel 1 (artikel 13). Fågeldirektivet är styrande för tillsynsansvariga myndigheters ärendehantering, ställningstaganden och beslutsfattande.</w:t>
+        <w:t xml:space="preserve"> bildar mykorrhiza med gran i granskog och barrblandskog, främst på frisk näringsrik mark i äldre skog med lång trädkontinuitet. Den totala populationen i landet har minskat och bedöms fortsätta minska till följd av avverkning av äldre barrskogar. Minskningstakten för den svenska populationen bedöms vara nära gränsvärdet för sårbar (VU) (SLU Artdatabanken, 2026).</w:t>
       </w:r>
     </w:p>
     <w:p>
@@ -156,47 +160,25 @@
       </w:r>
     </w:p>
     <w:p>
-      <w:r>
-        <w:t>I BILAGA 1 finns mer detaljerad information om ekologi samt krav på livsmiljö hos fridlysta arter.</w:t>
-      </w:r>
-    </w:p>
-    <w:p>
       <w:pPr>
-        <w:pStyle w:val="Heading2"/>
+        <w:pStyle w:val="Heading1"/>
       </w:pPr>
       <w:r>
-        <w:t>Övriga naturvårdsarter</w:t>
+        <w:t>EU:s fågeldirektiv</w:t>
       </w:r>
     </w:p>
     <w:p>
       <w:r>
-        <w:rPr>
-          <w:b/>
-        </w:rPr>
-        <w:t>Fjällig taggsvamp s.str. (NT)</w:t>
+        <w:t xml:space="preserve">Europeiska unionens medlemsländer är skyldiga att agera i enlighet med EU:s fågeldirektiv där det uttryckligen står att direktivet gäller för fåglar samt för deras ägg, bon och </w:t>
       </w:r>
-      <w:r>
-        <w:t xml:space="preserve"> bildar mykorrhiza med gran i granskog och barrblandskog, främst på frisk näringsrik mark i äldre skog med lång trädkontinuitet. Den totala populationen i landet har minskat och bedöms fortsätta minska till följd av avverkning av äldre barrskogar. Minskningstakten för den svenska populationen bedöms vara nära gränsvärdet för sårbar (VU) (SLU Artdatabanken, 2026).</w:t>
-      </w:r>
-    </w:p>
-    <w:p>
       <w:r>
         <w:rPr>
           <w:b/>
         </w:rPr>
-        <w:t xml:space="preserve">Gul taggsvamp (VU) </w:t>
+        <w:t xml:space="preserve">livsmiljöer </w:t>
       </w:r>
       <w:r>
-        <w:t xml:space="preserve">bildar mykorrhiza med gran i äldre barrskog med lång kontinuitet. Förekommer på kalkrik eller annan basiskt påverkad mark, ofta i källpåverkade miljöer. Den totala populationen i landet har minskat kraftigt och bedöms fortsätta minska till följd av avverkning av äldre barrskog med lång trädkontinuitet. Minskningstakten överstiger gränsvärdet för sårbar (VU). Arten tål inte en slutavverkning utan kräver ett kontinuerligt äldre trädskikt med gran. Slutavverkning, kraftig gallring och skogsmarksgödsling måste helt undvikas och lokalerna bör skyddas formellt. Gul taggsvamp är typisk art för </w:t>
-      </w:r>
-      <w:r>
-        <w:rPr>
-          <w:i/>
-        </w:rPr>
-        <w:t>9050 Näringsrik granskog</w:t>
-      </w:r>
-      <w:r>
-        <w:t xml:space="preserve"> (SLU Artdatabanken, 2026).</w:t>
+        <w:t>(artikel 1). Vidare att de åtgärder som vidtas inte får leda till en försämring av den nuvarande situationen beträffande bevarandet av de fågelarter som avses i artikel 1 (artikel 13). Fågeldirektivet är styrande för tillsynsansvariga myndigheters ärendehantering, ställningstaganden och beslutsfattande.</w:t>
       </w:r>
     </w:p>
     <w:p>
@@ -412,7 +394,7 @@
     <w:r>
       <w:tab/>
       <w:tab/>
-      <w:t>2026-06-20</w:t>
+      <w:t>2026-06-21</w:t>
       <w:br/>
       <w:br/>
     </w:r>

--- a/tillsyn/A 48342-2025 tillsynsbegäran.docx
+++ b/tillsyn/A 48342-2025 tillsynsbegäran.docx
@@ -394,7 +394,7 @@
     <w:r>
       <w:tab/>
       <w:tab/>
-      <w:t>2026-06-21</w:t>
+      <w:t>2026-06-22</w:t>
       <w:br/>
       <w:br/>
     </w:r>

--- a/tillsyn/A 48342-2025 tillsynsbegäran.docx
+++ b/tillsyn/A 48342-2025 tillsynsbegäran.docx
@@ -394,7 +394,7 @@
     <w:r>
       <w:tab/>
       <w:tab/>
-      <w:t>2026-06-22</w:t>
+      <w:t>2026-06-23</w:t>
       <w:br/>
       <w:br/>
     </w:r>

--- a/tillsyn/A 48342-2025 tillsynsbegäran.docx
+++ b/tillsyn/A 48342-2025 tillsynsbegäran.docx
@@ -394,7 +394,7 @@
     <w:r>
       <w:tab/>
       <w:tab/>
-      <w:t>2026-06-23</w:t>
+      <w:t>2026-06-24</w:t>
       <w:br/>
       <w:br/>
     </w:r>

--- a/tillsyn/A 48342-2025 tillsynsbegäran.docx
+++ b/tillsyn/A 48342-2025 tillsynsbegäran.docx
@@ -394,7 +394,7 @@
     <w:r>
       <w:tab/>
       <w:tab/>
-      <w:t>2026-06-24</w:t>
+      <w:t>2026-06-25</w:t>
       <w:br/>
       <w:br/>
     </w:r>

--- a/tillsyn/A 48342-2025 tillsynsbegäran.docx
+++ b/tillsyn/A 48342-2025 tillsynsbegäran.docx
@@ -394,7 +394,7 @@
     <w:r>
       <w:tab/>
       <w:tab/>
-      <w:t>2026-06-25</w:t>
+      <w:t>2026-06-26</w:t>
       <w:br/>
       <w:br/>
     </w:r>

--- a/tillsyn/A 48342-2025 tillsynsbegäran.docx
+++ b/tillsyn/A 48342-2025 tillsynsbegäran.docx
@@ -394,7 +394,7 @@
     <w:r>
       <w:tab/>
       <w:tab/>
-      <w:t>2026-06-26</w:t>
+      <w:t>2026-06-27</w:t>
       <w:br/>
       <w:br/>
     </w:r>

--- a/tillsyn/A 48342-2025 tillsynsbegäran.docx
+++ b/tillsyn/A 48342-2025 tillsynsbegäran.docx
@@ -394,7 +394,7 @@
     <w:r>
       <w:tab/>
       <w:tab/>
-      <w:t>2026-06-27</w:t>
+      <w:t>2026-06-28</w:t>
       <w:br/>
       <w:br/>
     </w:r>

--- a/tillsyn/A 48342-2025 tillsynsbegäran.docx
+++ b/tillsyn/A 48342-2025 tillsynsbegäran.docx
@@ -394,7 +394,7 @@
     <w:r>
       <w:tab/>
       <w:tab/>
-      <w:t>2026-06-28</w:t>
+      <w:t>2026-06-29</w:t>
       <w:br/>
       <w:br/>
     </w:r>

--- a/tillsyn/A 48342-2025 tillsynsbegäran.docx
+++ b/tillsyn/A 48342-2025 tillsynsbegäran.docx
@@ -394,7 +394,7 @@
     <w:r>
       <w:tab/>
       <w:tab/>
-      <w:t>2026-06-29</w:t>
+      <w:t>2026-06-30</w:t>
       <w:br/>
       <w:br/>
     </w:r>

--- a/tillsyn/A 48342-2025 tillsynsbegäran.docx
+++ b/tillsyn/A 48342-2025 tillsynsbegäran.docx
@@ -394,7 +394,7 @@
     <w:r>
       <w:tab/>
       <w:tab/>
-      <w:t>2026-06-30</w:t>
+      <w:t>2026-07-01</w:t>
       <w:br/>
       <w:br/>
     </w:r>

--- a/tillsyn/A 48342-2025 tillsynsbegäran.docx
+++ b/tillsyn/A 48342-2025 tillsynsbegäran.docx
@@ -394,7 +394,7 @@
     <w:r>
       <w:tab/>
       <w:tab/>
-      <w:t>2026-07-01</w:t>
+      <w:t>2026-07-02</w:t>
       <w:br/>
       <w:br/>
     </w:r>

--- a/tillsyn/A 48342-2025 tillsynsbegäran.docx
+++ b/tillsyn/A 48342-2025 tillsynsbegäran.docx
@@ -394,7 +394,7 @@
     <w:r>
       <w:tab/>
       <w:tab/>
-      <w:t>2026-07-13</w:t>
+      <w:t>2026-07-14</w:t>
       <w:br/>
       <w:br/>
     </w:r>

--- a/tillsyn/A 48342-2025 tillsynsbegäran.docx
+++ b/tillsyn/A 48342-2025 tillsynsbegäran.docx
@@ -394,7 +394,7 @@
     <w:r>
       <w:tab/>
       <w:tab/>
-      <w:t>2026-07-14</w:t>
+      <w:t>2026-07-15</w:t>
       <w:br/>
       <w:br/>
     </w:r>

--- a/tillsyn/A 48342-2025 tillsynsbegäran.docx
+++ b/tillsyn/A 48342-2025 tillsynsbegäran.docx
@@ -394,7 +394,7 @@
     <w:r>
       <w:tab/>
       <w:tab/>
-      <w:t>2026-07-15</w:t>
+      <w:t>2026-07-16</w:t>
       <w:br/>
       <w:br/>
     </w:r>

--- a/tillsyn/A 48342-2025 tillsynsbegäran.docx
+++ b/tillsyn/A 48342-2025 tillsynsbegäran.docx
@@ -394,7 +394,7 @@
     <w:r>
       <w:tab/>
       <w:tab/>
-      <w:t>2026-07-16</w:t>
+      <w:t>2026-07-17</w:t>
       <w:br/>
       <w:br/>
     </w:r>

--- a/tillsyn/A 48342-2025 tillsynsbegäran.docx
+++ b/tillsyn/A 48342-2025 tillsynsbegäran.docx
@@ -394,7 +394,7 @@
     <w:r>
       <w:tab/>
       <w:tab/>
-      <w:t>2026-07-17</w:t>
+      <w:t>2026-07-18</w:t>
       <w:br/>
       <w:br/>
     </w:r>

--- a/tillsyn/A 48342-2025 tillsynsbegäran.docx
+++ b/tillsyn/A 48342-2025 tillsynsbegäran.docx
@@ -394,7 +394,7 @@
     <w:r>
       <w:tab/>
       <w:tab/>
-      <w:t>2026-07-18</w:t>
+      <w:t>2026-07-19</w:t>
       <w:br/>
       <w:br/>
     </w:r>

--- a/tillsyn/A 48342-2025 tillsynsbegäran.docx
+++ b/tillsyn/A 48342-2025 tillsynsbegäran.docx
@@ -394,7 +394,7 @@
     <w:r>
       <w:tab/>
       <w:tab/>
-      <w:t>2026-07-19</w:t>
+      <w:t>2026-07-20</w:t>
       <w:br/>
       <w:br/>
     </w:r>

--- a/tillsyn/A 48342-2025 tillsynsbegäran.docx
+++ b/tillsyn/A 48342-2025 tillsynsbegäran.docx
@@ -394,7 +394,7 @@
     <w:r>
       <w:tab/>
       <w:tab/>
-      <w:t>2026-07-20</w:t>
+      <w:t>2026-07-21</w:t>
       <w:br/>
       <w:br/>
     </w:r>

--- a/tillsyn/A 48342-2025 tillsynsbegäran.docx
+++ b/tillsyn/A 48342-2025 tillsynsbegäran.docx
@@ -394,7 +394,7 @@
     <w:r>
       <w:tab/>
       <w:tab/>
-      <w:t>2026-07-21</w:t>
+      <w:t>2026-07-22</w:t>
       <w:br/>
       <w:br/>
     </w:r>

--- a/tillsyn/A 48342-2025 tillsynsbegäran.docx
+++ b/tillsyn/A 48342-2025 tillsynsbegäran.docx
@@ -394,7 +394,7 @@
     <w:r>
       <w:tab/>
       <w:tab/>
-      <w:t>2026-07-22</w:t>
+      <w:t>2026-07-23</w:t>
       <w:br/>
       <w:br/>
     </w:r>

--- a/tillsyn/A 48342-2025 tillsynsbegäran.docx
+++ b/tillsyn/A 48342-2025 tillsynsbegäran.docx
@@ -394,7 +394,7 @@
     <w:r>
       <w:tab/>
       <w:tab/>
-      <w:t>2026-07-23</w:t>
+      <w:t>2026-07-24</w:t>
       <w:br/>
       <w:br/>
     </w:r>

--- a/tillsyn/A 48342-2025 tillsynsbegäran.docx
+++ b/tillsyn/A 48342-2025 tillsynsbegäran.docx
@@ -394,7 +394,7 @@
     <w:r>
       <w:tab/>
       <w:tab/>
-      <w:t>2026-07-24</w:t>
+      <w:t>2026-07-25</w:t>
       <w:br/>
       <w:br/>
     </w:r>

--- a/tillsyn/A 48342-2025 tillsynsbegäran.docx
+++ b/tillsyn/A 48342-2025 tillsynsbegäran.docx
@@ -394,7 +394,7 @@
     <w:r>
       <w:tab/>
       <w:tab/>
-      <w:t>2026-07-25</w:t>
+      <w:t>2026-07-26</w:t>
       <w:br/>
       <w:br/>
     </w:r>

--- a/tillsyn/A 48342-2025 tillsynsbegäran.docx
+++ b/tillsyn/A 48342-2025 tillsynsbegäran.docx
@@ -394,7 +394,7 @@
     <w:r>
       <w:tab/>
       <w:tab/>
-      <w:t>2026-07-26</w:t>
+      <w:t>2026-07-27</w:t>
       <w:br/>
       <w:br/>
     </w:r>

--- a/tillsyn/A 48342-2025 tillsynsbegäran.docx
+++ b/tillsyn/A 48342-2025 tillsynsbegäran.docx
@@ -394,7 +394,7 @@
     <w:r>
       <w:tab/>
       <w:tab/>
-      <w:t>2026-07-27</w:t>
+      <w:t>2026-07-28</w:t>
       <w:br/>
       <w:br/>
     </w:r>

--- a/tillsyn/A 48342-2025 tillsynsbegäran.docx
+++ b/tillsyn/A 48342-2025 tillsynsbegäran.docx
@@ -394,7 +394,7 @@
     <w:r>
       <w:tab/>
       <w:tab/>
-      <w:t>2026-07-28</w:t>
+      <w:t>2026-07-29</w:t>
       <w:br/>
       <w:br/>
     </w:r>

--- a/tillsyn/A 48342-2025 tillsynsbegäran.docx
+++ b/tillsyn/A 48342-2025 tillsynsbegäran.docx
@@ -394,7 +394,7 @@
     <w:r>
       <w:tab/>
       <w:tab/>
-      <w:t>2026-07-29</w:t>
+      <w:t>2026-07-30</w:t>
       <w:br/>
       <w:br/>
     </w:r>

--- a/tillsyn/A 48342-2025 tillsynsbegäran.docx
+++ b/tillsyn/A 48342-2025 tillsynsbegäran.docx
@@ -394,7 +394,7 @@
     <w:r>
       <w:tab/>
       <w:tab/>
-      <w:t>2026-07-30</w:t>
+      <w:t>2026-07-31</w:t>
       <w:br/>
       <w:br/>
     </w:r>

--- a/tillsyn/A 48342-2025 tillsynsbegäran.docx
+++ b/tillsyn/A 48342-2025 tillsynsbegäran.docx
@@ -394,7 +394,7 @@
     <w:r>
       <w:tab/>
       <w:tab/>
-      <w:t>2026-07-31</w:t>
+      <w:t>2026-08-01</w:t>
       <w:br/>
       <w:br/>
     </w:r>

--- a/tillsyn/A 48342-2025 tillsynsbegäran.docx
+++ b/tillsyn/A 48342-2025 tillsynsbegäran.docx
@@ -394,7 +394,7 @@
     <w:r>
       <w:tab/>
       <w:tab/>
-      <w:t>2026-08-01</w:t>
+      <w:t>2026-08-02</w:t>
       <w:br/>
       <w:br/>
     </w:r>

--- a/tillsyn/A 48342-2025 tillsynsbegäran.docx
+++ b/tillsyn/A 48342-2025 tillsynsbegäran.docx
@@ -394,7 +394,7 @@
     <w:r>
       <w:tab/>
       <w:tab/>
-      <w:t>2026-08-02</w:t>
+      <w:t>2026-08-03</w:t>
       <w:br/>
       <w:br/>
     </w:r>

--- a/tillsyn/A 48342-2025 tillsynsbegäran.docx
+++ b/tillsyn/A 48342-2025 tillsynsbegäran.docx
@@ -394,7 +394,7 @@
     <w:r>
       <w:tab/>
       <w:tab/>
-      <w:t>2026-08-03</w:t>
+      <w:t>2026-08-05</w:t>
       <w:br/>
       <w:br/>
     </w:r>

--- a/tillsyn/A 48342-2025 tillsynsbegäran.docx
+++ b/tillsyn/A 48342-2025 tillsynsbegäran.docx
@@ -394,7 +394,7 @@
     <w:r>
       <w:tab/>
       <w:tab/>
-      <w:t>2026-08-05</w:t>
+      <w:t>2026-08-07</w:t>
       <w:br/>
       <w:br/>
     </w:r>

--- a/tillsyn/A 48342-2025 tillsynsbegäran.docx
+++ b/tillsyn/A 48342-2025 tillsynsbegäran.docx
@@ -394,7 +394,7 @@
     <w:r>
       <w:tab/>
       <w:tab/>
-      <w:t>2026-08-07</w:t>
+      <w:t>2026-08-08</w:t>
       <w:br/>
       <w:br/>
     </w:r>

--- a/tillsyn/A 48342-2025 tillsynsbegäran.docx
+++ b/tillsyn/A 48342-2025 tillsynsbegäran.docx
@@ -60,7 +60,7 @@
         <w:spacing w:after="240"/>
       </w:pPr>
       <w:r>
-        <w:t>Figur 1. Fyndplatser för naturvårdsarter inom 19 meter från avverkningsanmälan. Markörer utan svart kant är placerade på fyndplatsen. Markörer med svart kant är placerade vid sidan av fyndplatsen har ett svart streck som visar fyndplatsens exakta position. Kartans mittpunktskoordinat är N 6540143, E 646887 i SWEREF 99 TM.</w:t>
+        <w:t>Figur 1. Fyndplatser för naturvårdsarter inom 19 meter från avverkningsanmälan. Markörer utan svart kant är placerade på fyndplatsen. Markörer med svart kant är placerade vid sidan av fyndplatsen och har ett svart streck som visar fyndplatsens exakta position. Kartans mittpunktskoordinat är N 6540143, E 646887 i SWEREF 99 TM.</w:t>
       </w:r>
     </w:p>
     <w:p>
@@ -394,7 +394,7 @@
     <w:r>
       <w:tab/>
       <w:tab/>
-      <w:t>2026-08-14</w:t>
+      <w:t>2026-08-15</w:t>
       <w:br/>
       <w:br/>
     </w:r>

--- a/tillsyn/A 48342-2025 tillsynsbegäran.docx
+++ b/tillsyn/A 48342-2025 tillsynsbegäran.docx
@@ -394,7 +394,7 @@
     <w:r>
       <w:tab/>
       <w:tab/>
-      <w:t>2026-08-15</w:t>
+      <w:t>2026-08-16</w:t>
       <w:br/>
       <w:br/>
     </w:r>

--- a/tillsyn/A 48342-2025 tillsynsbegäran.docx
+++ b/tillsyn/A 48342-2025 tillsynsbegäran.docx
@@ -394,7 +394,7 @@
     <w:r>
       <w:tab/>
       <w:tab/>
-      <w:t>2026-08-16</w:t>
+      <w:t>2026-08-17</w:t>
       <w:br/>
       <w:br/>
     </w:r>

--- a/tillsyn/A 48342-2025 tillsynsbegäran.docx
+++ b/tillsyn/A 48342-2025 tillsynsbegäran.docx
@@ -394,7 +394,7 @@
     <w:r>
       <w:tab/>
       <w:tab/>
-      <w:t>2026-08-17</w:t>
+      <w:t>2026-08-18</w:t>
       <w:br/>
       <w:br/>
     </w:r>

--- a/tillsyn/A 48342-2025 tillsynsbegäran.docx
+++ b/tillsyn/A 48342-2025 tillsynsbegäran.docx
@@ -394,7 +394,7 @@
     <w:r>
       <w:tab/>
       <w:tab/>
-      <w:t>2026-08-18</w:t>
+      <w:t>2026-08-19</w:t>
       <w:br/>
       <w:br/>
     </w:r>

--- a/tillsyn/A 48342-2025 tillsynsbegäran.docx
+++ b/tillsyn/A 48342-2025 tillsynsbegäran.docx
@@ -394,7 +394,7 @@
     <w:r>
       <w:tab/>
       <w:tab/>
-      <w:t>2026-08-19</w:t>
+      <w:t>2026-08-20</w:t>
       <w:br/>
       <w:br/>
     </w:r>

--- a/tillsyn/A 48342-2025 tillsynsbegäran.docx
+++ b/tillsyn/A 48342-2025 tillsynsbegäran.docx
@@ -394,7 +394,7 @@
     <w:r>
       <w:tab/>
       <w:tab/>
-      <w:t>2026-08-20</w:t>
+      <w:t>2026-08-21</w:t>
       <w:br/>
       <w:br/>
     </w:r>

--- a/tillsyn/A 48342-2025 tillsynsbegäran.docx
+++ b/tillsyn/A 48342-2025 tillsynsbegäran.docx
@@ -394,7 +394,7 @@
     <w:r>
       <w:tab/>
       <w:tab/>
-      <w:t>2026-08-21</w:t>
+      <w:t>2026-08-22</w:t>
       <w:br/>
       <w:br/>
     </w:r>

--- a/tillsyn/A 48342-2025 tillsynsbegäran.docx
+++ b/tillsyn/A 48342-2025 tillsynsbegäran.docx
@@ -394,7 +394,7 @@
     <w:r>
       <w:tab/>
       <w:tab/>
-      <w:t>2026-08-22</w:t>
+      <w:t>2026-08-23</w:t>
       <w:br/>
       <w:br/>
     </w:r>

--- a/tillsyn/A 48342-2025 tillsynsbegäran.docx
+++ b/tillsyn/A 48342-2025 tillsynsbegäran.docx
@@ -394,7 +394,7 @@
     <w:r>
       <w:tab/>
       <w:tab/>
-      <w:t>2026-08-23</w:t>
+      <w:t>2026-08-24</w:t>
       <w:br/>
       <w:br/>
     </w:r>

--- a/tillsyn/A 48342-2025 tillsynsbegäran.docx
+++ b/tillsyn/A 48342-2025 tillsynsbegäran.docx
@@ -394,7 +394,7 @@
     <w:r>
       <w:tab/>
       <w:tab/>
-      <w:t>2026-08-24</w:t>
+      <w:t>2026-08-25</w:t>
       <w:br/>
       <w:br/>
     </w:r>

--- a/tillsyn/A 48342-2025 tillsynsbegäran.docx
+++ b/tillsyn/A 48342-2025 tillsynsbegäran.docx
@@ -394,7 +394,7 @@
     <w:r>
       <w:tab/>
       <w:tab/>
-      <w:t>2026-08-25</w:t>
+      <w:t>2026-08-26</w:t>
       <w:br/>
       <w:br/>
     </w:r>

--- a/tillsyn/A 48342-2025 tillsynsbegäran.docx
+++ b/tillsyn/A 48342-2025 tillsynsbegäran.docx
@@ -394,7 +394,7 @@
     <w:r>
       <w:tab/>
       <w:tab/>
-      <w:t>2026-08-26</w:t>
+      <w:t>2026-08-27</w:t>
       <w:br/>
       <w:br/>
     </w:r>

--- a/tillsyn/A 48342-2025 tillsynsbegäran.docx
+++ b/tillsyn/A 48342-2025 tillsynsbegäran.docx
@@ -394,7 +394,7 @@
     <w:r>
       <w:tab/>
       <w:tab/>
-      <w:t>2026-08-27</w:t>
+      <w:t>2026-08-28</w:t>
       <w:br/>
       <w:br/>
     </w:r>

--- a/tillsyn/A 48342-2025 tillsynsbegäran.docx
+++ b/tillsyn/A 48342-2025 tillsynsbegäran.docx
@@ -394,7 +394,7 @@
     <w:r>
       <w:tab/>
       <w:tab/>
-      <w:t>2026-08-28</w:t>
+      <w:t>2026-08-29</w:t>
       <w:br/>
       <w:br/>
     </w:r>

--- a/tillsyn/A 48342-2025 tillsynsbegäran.docx
+++ b/tillsyn/A 48342-2025 tillsynsbegäran.docx
@@ -394,7 +394,7 @@
     <w:r>
       <w:tab/>
       <w:tab/>
-      <w:t>2026-08-29</w:t>
+      <w:t>2026-08-31</w:t>
       <w:br/>
       <w:br/>
     </w:r>

--- a/tillsyn/A 48342-2025 tillsynsbegäran.docx
+++ b/tillsyn/A 48342-2025 tillsynsbegäran.docx
@@ -394,7 +394,7 @@
     <w:r>
       <w:tab/>
       <w:tab/>
-      <w:t>2026-08-31</w:t>
+      <w:t>2026-09-01</w:t>
       <w:br/>
       <w:br/>
     </w:r>

--- a/tillsyn/A 48342-2025 tillsynsbegäran.docx
+++ b/tillsyn/A 48342-2025 tillsynsbegäran.docx
@@ -394,7 +394,7 @@
     <w:r>
       <w:tab/>
       <w:tab/>
-      <w:t>2026-09-01</w:t>
+      <w:t>2026-09-02</w:t>
       <w:br/>
       <w:br/>
     </w:r>

--- a/tillsyn/A 48342-2025 tillsynsbegäran.docx
+++ b/tillsyn/A 48342-2025 tillsynsbegäran.docx
@@ -394,7 +394,7 @@
     <w:r>
       <w:tab/>
       <w:tab/>
-      <w:t>2026-09-02</w:t>
+      <w:t>2026-09-03</w:t>
       <w:br/>
       <w:br/>
     </w:r>

--- a/tillsyn/A 48342-2025 tillsynsbegäran.docx
+++ b/tillsyn/A 48342-2025 tillsynsbegäran.docx
@@ -394,7 +394,7 @@
     <w:r>
       <w:tab/>
       <w:tab/>
-      <w:t>2026-09-03</w:t>
+      <w:t>2026-09-04</w:t>
       <w:br/>
       <w:br/>
     </w:r>

--- a/tillsyn/A 48342-2025 tillsynsbegäran.docx
+++ b/tillsyn/A 48342-2025 tillsynsbegäran.docx
@@ -394,7 +394,7 @@
     <w:r>
       <w:tab/>
       <w:tab/>
-      <w:t>2026-09-04</w:t>
+      <w:t>2026-09-05</w:t>
       <w:br/>
       <w:br/>
     </w:r>

--- a/tillsyn/A 48342-2025 tillsynsbegäran.docx
+++ b/tillsyn/A 48342-2025 tillsynsbegäran.docx
@@ -394,7 +394,7 @@
     <w:r>
       <w:tab/>
       <w:tab/>
-      <w:t>2026-09-05</w:t>
+      <w:t>2026-09-06</w:t>
       <w:br/>
       <w:br/>
     </w:r>

--- a/tillsyn/A 48342-2025 tillsynsbegäran.docx
+++ b/tillsyn/A 48342-2025 tillsynsbegäran.docx
@@ -394,7 +394,7 @@
     <w:r>
       <w:tab/>
       <w:tab/>
-      <w:t>2026-09-06</w:t>
+      <w:t>2026-09-07</w:t>
       <w:br/>
       <w:br/>
     </w:r>

--- a/tillsyn/A 48342-2025 tillsynsbegäran.docx
+++ b/tillsyn/A 48342-2025 tillsynsbegäran.docx
@@ -394,7 +394,7 @@
     <w:r>
       <w:tab/>
       <w:tab/>
-      <w:t>2026-09-07</w:t>
+      <w:t>2026-09-08</w:t>
       <w:br/>
       <w:br/>
     </w:r>

--- a/tillsyn/A 48342-2025 tillsynsbegäran.docx
+++ b/tillsyn/A 48342-2025 tillsynsbegäran.docx
@@ -394,7 +394,7 @@
     <w:r>
       <w:tab/>
       <w:tab/>
-      <w:t>2026-09-08</w:t>
+      <w:t>2026-09-09</w:t>
       <w:br/>
       <w:br/>
     </w:r>

--- a/tillsyn/A 48342-2025 tillsynsbegäran.docx
+++ b/tillsyn/A 48342-2025 tillsynsbegäran.docx
@@ -394,7 +394,7 @@
     <w:r>
       <w:tab/>
       <w:tab/>
-      <w:t>2026-09-09</w:t>
+      <w:t>2026-09-10</w:t>
       <w:br/>
       <w:br/>
     </w:r>

--- a/tillsyn/A 48342-2025 tillsynsbegäran.docx
+++ b/tillsyn/A 48342-2025 tillsynsbegäran.docx
@@ -394,7 +394,7 @@
     <w:r>
       <w:tab/>
       <w:tab/>
-      <w:t>2026-09-10</w:t>
+      <w:t>2026-09-11</w:t>
       <w:br/>
       <w:br/>
     </w:r>

--- a/tillsyn/A 48342-2025 tillsynsbegäran.docx
+++ b/tillsyn/A 48342-2025 tillsynsbegäran.docx
@@ -394,7 +394,7 @@
     <w:r>
       <w:tab/>
       <w:tab/>
-      <w:t>2026-09-11</w:t>
+      <w:t>2026-09-12</w:t>
       <w:br/>
       <w:br/>
     </w:r>
